--- a/Lab05/Big_data_lab05_B_PIN_RIS_2206_ErofeevEgor.docx
+++ b/Lab05/Big_data_lab05_B_PIN_RIS_2206_ErofeevEgor.docx
@@ -1066,7 +1066,7 @@
             </w:rPr>
             <w:fldChar w:fldCharType="separate"/>
           </w:r>
-          <w:hyperlink w:anchor="_Toc226798594" w:history="1">
+          <w:hyperlink w:anchor="_Toc226819400" w:history="1">
             <w:r>
               <w:rPr>
                 <w:rStyle w:val="ac"/>
@@ -1095,7 +1095,7 @@
                 <w:noProof/>
                 <w:webHidden/>
               </w:rPr>
-              <w:instrText xml:space="preserve"> PAGEREF _Toc226798594 \h </w:instrText>
+              <w:instrText xml:space="preserve"> PAGEREF _Toc226819400 \h </w:instrText>
             </w:r>
             <w:r>
               <w:rPr>
@@ -1142,7 +1142,7 @@
               <w14:ligatures w14:val="standardContextual"/>
             </w:rPr>
           </w:pPr>
-          <w:hyperlink w:anchor="_Toc226798595" w:history="1">
+          <w:hyperlink w:anchor="_Toc226819401" w:history="1">
             <w:r>
               <w:rPr>
                 <w:rStyle w:val="ac"/>
@@ -1171,7 +1171,7 @@
                 <w:noProof/>
                 <w:webHidden/>
               </w:rPr>
-              <w:instrText xml:space="preserve"> PAGEREF _Toc226798595 \h </w:instrText>
+              <w:instrText xml:space="preserve"> PAGEREF _Toc226819401 \h </w:instrText>
             </w:r>
             <w:r>
               <w:rPr>
@@ -1191,7 +1191,7 @@
                 <w:noProof/>
                 <w:webHidden/>
               </w:rPr>
-              <w:t>6</w:t>
+              <w:t>5</w:t>
             </w:r>
             <w:r>
               <w:rPr>
@@ -1218,7 +1218,7 @@
               <w14:ligatures w14:val="standardContextual"/>
             </w:rPr>
           </w:pPr>
-          <w:hyperlink w:anchor="_Toc226798596" w:history="1">
+          <w:hyperlink w:anchor="_Toc226819402" w:history="1">
             <w:r>
               <w:rPr>
                 <w:rStyle w:val="ac"/>
@@ -1247,7 +1247,7 @@
                 <w:noProof/>
                 <w:webHidden/>
               </w:rPr>
-              <w:instrText xml:space="preserve"> PAGEREF _Toc226798596 \h </w:instrText>
+              <w:instrText xml:space="preserve"> PAGEREF _Toc226819402 \h </w:instrText>
             </w:r>
             <w:r>
               <w:rPr>
@@ -1267,7 +1267,7 @@
                 <w:noProof/>
                 <w:webHidden/>
               </w:rPr>
-              <w:t>7</w:t>
+              <w:t>6</w:t>
             </w:r>
             <w:r>
               <w:rPr>
@@ -1294,7 +1294,7 @@
               <w14:ligatures w14:val="standardContextual"/>
             </w:rPr>
           </w:pPr>
-          <w:hyperlink w:anchor="_Toc226798597" w:history="1">
+          <w:hyperlink w:anchor="_Toc226819403" w:history="1">
             <w:r>
               <w:rPr>
                 <w:rStyle w:val="ac"/>
@@ -1302,7 +1302,7 @@
                 <w:noProof/>
                 <w:lang w:eastAsia="ru-RU"/>
               </w:rPr>
-              <w:t>Датасет «Пингвины»</w:t>
+              <w:t>Датасет «Камни в почках»</w:t>
             </w:r>
             <w:r>
               <w:rPr>
@@ -1323,7 +1323,7 @@
                 <w:noProof/>
                 <w:webHidden/>
               </w:rPr>
-              <w:instrText xml:space="preserve"> PAGEREF _Toc226798597 \h </w:instrText>
+              <w:instrText xml:space="preserve"> PAGEREF _Toc226819403 \h </w:instrText>
             </w:r>
             <w:r>
               <w:rPr>
@@ -1343,7 +1343,7 @@
                 <w:noProof/>
                 <w:webHidden/>
               </w:rPr>
-              <w:t>8</w:t>
+              <w:t>7</w:t>
             </w:r>
             <w:r>
               <w:rPr>
@@ -1370,7 +1370,7 @@
               <w14:ligatures w14:val="standardContextual"/>
             </w:rPr>
           </w:pPr>
-          <w:hyperlink w:anchor="_Toc226798598" w:history="1">
+          <w:hyperlink w:anchor="_Toc226819404" w:history="1">
             <w:r>
               <w:rPr>
                 <w:rStyle w:val="ac"/>
@@ -1399,7 +1399,7 @@
                 <w:noProof/>
                 <w:webHidden/>
               </w:rPr>
-              <w:instrText xml:space="preserve"> PAGEREF _Toc226798598 \h </w:instrText>
+              <w:instrText xml:space="preserve"> PAGEREF _Toc226819404 \h </w:instrText>
             </w:r>
             <w:r>
               <w:rPr>
@@ -1419,7 +1419,7 @@
                 <w:noProof/>
                 <w:webHidden/>
               </w:rPr>
-              <w:t>8</w:t>
+              <w:t>7</w:t>
             </w:r>
             <w:r>
               <w:rPr>
@@ -1446,7 +1446,7 @@
               <w14:ligatures w14:val="standardContextual"/>
             </w:rPr>
           </w:pPr>
-          <w:hyperlink w:anchor="_Toc226798599" w:history="1">
+          <w:hyperlink w:anchor="_Toc226819405" w:history="1">
             <w:r>
               <w:rPr>
                 <w:rStyle w:val="ac"/>
@@ -1475,7 +1475,7 @@
                 <w:noProof/>
                 <w:webHidden/>
               </w:rPr>
-              <w:instrText xml:space="preserve"> PAGEREF _Toc226798599 \h </w:instrText>
+              <w:instrText xml:space="preserve"> PAGEREF _Toc226819405 \h </w:instrText>
             </w:r>
             <w:r>
               <w:rPr>
@@ -1495,7 +1495,7 @@
                 <w:noProof/>
                 <w:webHidden/>
               </w:rPr>
-              <w:t>8</w:t>
+              <w:t>7</w:t>
             </w:r>
             <w:r>
               <w:rPr>
@@ -1522,7 +1522,7 @@
               <w14:ligatures w14:val="standardContextual"/>
             </w:rPr>
           </w:pPr>
-          <w:hyperlink w:anchor="_Toc226798600" w:history="1">
+          <w:hyperlink w:anchor="_Toc226819406" w:history="1">
             <w:r>
               <w:rPr>
                 <w:rStyle w:val="ac"/>
@@ -1551,7 +1551,7 @@
                 <w:noProof/>
                 <w:webHidden/>
               </w:rPr>
-              <w:instrText xml:space="preserve"> PAGEREF _Toc226798600 \h </w:instrText>
+              <w:instrText xml:space="preserve"> PAGEREF _Toc226819406 \h </w:instrText>
             </w:r>
             <w:r>
               <w:rPr>
@@ -1571,7 +1571,7 @@
                 <w:noProof/>
                 <w:webHidden/>
               </w:rPr>
-              <w:t>9</w:t>
+              <w:t>8</w:t>
             </w:r>
             <w:r>
               <w:rPr>
@@ -1598,7 +1598,7 @@
               <w14:ligatures w14:val="standardContextual"/>
             </w:rPr>
           </w:pPr>
-          <w:hyperlink w:anchor="_Toc226798601" w:history="1">
+          <w:hyperlink w:anchor="_Toc226819407" w:history="1">
             <w:r>
               <w:rPr>
                 <w:rStyle w:val="ac"/>
@@ -1627,7 +1627,7 @@
                 <w:noProof/>
                 <w:webHidden/>
               </w:rPr>
-              <w:instrText xml:space="preserve"> PAGEREF _Toc226798601 \h </w:instrText>
+              <w:instrText xml:space="preserve"> PAGEREF _Toc226819407 \h </w:instrText>
             </w:r>
             <w:r>
               <w:rPr>
@@ -1647,7 +1647,7 @@
                 <w:noProof/>
                 <w:webHidden/>
               </w:rPr>
-              <w:t>10</w:t>
+              <w:t>9</w:t>
             </w:r>
             <w:r>
               <w:rPr>
@@ -1674,7 +1674,7 @@
               <w14:ligatures w14:val="standardContextual"/>
             </w:rPr>
           </w:pPr>
-          <w:hyperlink w:anchor="_Toc226798602" w:history="1">
+          <w:hyperlink w:anchor="_Toc226819408" w:history="1">
             <w:r>
               <w:rPr>
                 <w:rStyle w:val="ac"/>
@@ -1703,7 +1703,7 @@
                 <w:noProof/>
                 <w:webHidden/>
               </w:rPr>
-              <w:instrText xml:space="preserve"> PAGEREF _Toc226798602 \h </w:instrText>
+              <w:instrText xml:space="preserve"> PAGEREF _Toc226819408 \h </w:instrText>
             </w:r>
             <w:r>
               <w:rPr>
@@ -1723,7 +1723,7 @@
                 <w:noProof/>
                 <w:webHidden/>
               </w:rPr>
-              <w:t>13</w:t>
+              <w:t>12</w:t>
             </w:r>
             <w:r>
               <w:rPr>
@@ -1750,7 +1750,7 @@
               <w14:ligatures w14:val="standardContextual"/>
             </w:rPr>
           </w:pPr>
-          <w:hyperlink w:anchor="_Toc226798603" w:history="1">
+          <w:hyperlink w:anchor="_Toc226819409" w:history="1">
             <w:r>
               <w:rPr>
                 <w:rStyle w:val="ac"/>
@@ -1779,7 +1779,7 @@
                 <w:noProof/>
                 <w:webHidden/>
               </w:rPr>
-              <w:instrText xml:space="preserve"> PAGEREF _Toc226798603 \h </w:instrText>
+              <w:instrText xml:space="preserve"> PAGEREF _Toc226819409 \h </w:instrText>
             </w:r>
             <w:r>
               <w:rPr>
@@ -1799,405 +1799,7 @@
                 <w:noProof/>
                 <w:webHidden/>
               </w:rPr>
-              <w:t>15</w:t>
-            </w:r>
-            <w:r>
-              <w:rPr>
-                <w:noProof/>
-                <w:webHidden/>
-              </w:rPr>
-              <w:fldChar w:fldCharType="end"/>
-            </w:r>
-          </w:hyperlink>
-        </w:p>
-        <w:p>
-          <w:pPr>
-            <w:pStyle w:val="21"/>
-            <w:tabs>
-              <w:tab w:val="right" w:leader="dot" w:pos="9345"/>
-            </w:tabs>
-            <w:rPr>
-              <w:rFonts w:eastAsiaTheme="minorEastAsia"/>
-              <w:noProof/>
-              <w:kern w:val="2"/>
-              <w:sz w:val="24"/>
-              <w:szCs w:val="24"/>
-              <w:lang w:eastAsia="ru-RU"/>
-              <w14:ligatures w14:val="standardContextual"/>
-            </w:rPr>
-          </w:pPr>
-          <w:hyperlink w:anchor="_Toc226798604" w:history="1">
-            <w:r>
-              <w:rPr>
-                <w:rStyle w:val="ac"/>
-                <w:rFonts w:ascii="Times New Roman" w:hAnsi="Times New Roman" w:cs="Times New Roman"/>
-                <w:noProof/>
-                <w:lang w:eastAsia="ru-RU"/>
-              </w:rPr>
-              <w:t>Методы локтя и силуэта</w:t>
-            </w:r>
-            <w:r>
-              <w:rPr>
-                <w:noProof/>
-                <w:webHidden/>
-              </w:rPr>
-              <w:tab/>
-            </w:r>
-            <w:r>
-              <w:rPr>
-                <w:noProof/>
-                <w:webHidden/>
-              </w:rPr>
-              <w:fldChar w:fldCharType="begin"/>
-            </w:r>
-            <w:r>
-              <w:rPr>
-                <w:noProof/>
-                <w:webHidden/>
-              </w:rPr>
-              <w:instrText xml:space="preserve"> PAGEREF _Toc226798604 \h </w:instrText>
-            </w:r>
-            <w:r>
-              <w:rPr>
-                <w:noProof/>
-                <w:webHidden/>
-              </w:rPr>
-            </w:r>
-            <w:r>
-              <w:rPr>
-                <w:noProof/>
-                <w:webHidden/>
-              </w:rPr>
-              <w:fldChar w:fldCharType="separate"/>
-            </w:r>
-            <w:r>
-              <w:rPr>
-                <w:noProof/>
-                <w:webHidden/>
-              </w:rPr>
-              <w:t>18</w:t>
-            </w:r>
-            <w:r>
-              <w:rPr>
-                <w:noProof/>
-                <w:webHidden/>
-              </w:rPr>
-              <w:fldChar w:fldCharType="end"/>
-            </w:r>
-          </w:hyperlink>
-        </w:p>
-        <w:p>
-          <w:pPr>
-            <w:pStyle w:val="21"/>
-            <w:tabs>
-              <w:tab w:val="right" w:leader="dot" w:pos="9345"/>
-            </w:tabs>
-            <w:rPr>
-              <w:rFonts w:eastAsiaTheme="minorEastAsia"/>
-              <w:noProof/>
-              <w:kern w:val="2"/>
-              <w:sz w:val="24"/>
-              <w:szCs w:val="24"/>
-              <w:lang w:eastAsia="ru-RU"/>
-              <w14:ligatures w14:val="standardContextual"/>
-            </w:rPr>
-          </w:pPr>
-          <w:hyperlink w:anchor="_Toc226798605" w:history="1">
-            <w:r>
-              <w:rPr>
-                <w:rStyle w:val="ac"/>
-                <w:rFonts w:ascii="Times New Roman" w:hAnsi="Times New Roman" w:cs="Times New Roman"/>
-                <w:noProof/>
-                <w:lang w:val="en-US" w:eastAsia="ru-RU"/>
-              </w:rPr>
-              <w:t>K</w:t>
-            </w:r>
-            <w:r>
-              <w:rPr>
-                <w:rStyle w:val="ac"/>
-                <w:rFonts w:ascii="Times New Roman" w:hAnsi="Times New Roman" w:cs="Times New Roman"/>
-                <w:noProof/>
-                <w:lang w:eastAsia="ru-RU"/>
-              </w:rPr>
-              <w:t xml:space="preserve"> </w:t>
-            </w:r>
-            <w:r>
-              <w:rPr>
-                <w:rStyle w:val="ac"/>
-                <w:rFonts w:ascii="Times New Roman" w:hAnsi="Times New Roman" w:cs="Times New Roman"/>
-                <w:noProof/>
-                <w:lang w:val="en-US" w:eastAsia="ru-RU"/>
-              </w:rPr>
-              <w:t>means</w:t>
-            </w:r>
-            <w:r>
-              <w:rPr>
-                <w:noProof/>
-                <w:webHidden/>
-              </w:rPr>
-              <w:tab/>
-            </w:r>
-            <w:r>
-              <w:rPr>
-                <w:noProof/>
-                <w:webHidden/>
-              </w:rPr>
-              <w:fldChar w:fldCharType="begin"/>
-            </w:r>
-            <w:r>
-              <w:rPr>
-                <w:noProof/>
-                <w:webHidden/>
-              </w:rPr>
-              <w:instrText xml:space="preserve"> PAGEREF _Toc226798605 \h </w:instrText>
-            </w:r>
-            <w:r>
-              <w:rPr>
-                <w:noProof/>
-                <w:webHidden/>
-              </w:rPr>
-            </w:r>
-            <w:r>
-              <w:rPr>
-                <w:noProof/>
-                <w:webHidden/>
-              </w:rPr>
-              <w:fldChar w:fldCharType="separate"/>
-            </w:r>
-            <w:r>
-              <w:rPr>
-                <w:noProof/>
-                <w:webHidden/>
-              </w:rPr>
-              <w:t>20</w:t>
-            </w:r>
-            <w:r>
-              <w:rPr>
-                <w:noProof/>
-                <w:webHidden/>
-              </w:rPr>
-              <w:fldChar w:fldCharType="end"/>
-            </w:r>
-          </w:hyperlink>
-        </w:p>
-        <w:p>
-          <w:pPr>
-            <w:pStyle w:val="21"/>
-            <w:tabs>
-              <w:tab w:val="right" w:leader="dot" w:pos="9345"/>
-            </w:tabs>
-            <w:rPr>
-              <w:rFonts w:eastAsiaTheme="minorEastAsia"/>
-              <w:noProof/>
-              <w:kern w:val="2"/>
-              <w:sz w:val="24"/>
-              <w:szCs w:val="24"/>
-              <w:lang w:eastAsia="ru-RU"/>
-              <w14:ligatures w14:val="standardContextual"/>
-            </w:rPr>
-          </w:pPr>
-          <w:hyperlink w:anchor="_Toc226798606" w:history="1">
-            <w:r>
-              <w:rPr>
-                <w:rStyle w:val="ac"/>
-                <w:rFonts w:ascii="Times New Roman" w:hAnsi="Times New Roman" w:cs="Times New Roman"/>
-                <w:noProof/>
-                <w:lang w:eastAsia="ru-RU"/>
-              </w:rPr>
-              <w:t>Иерархическая кластеризация</w:t>
-            </w:r>
-            <w:r>
-              <w:rPr>
-                <w:noProof/>
-                <w:webHidden/>
-              </w:rPr>
-              <w:tab/>
-            </w:r>
-            <w:r>
-              <w:rPr>
-                <w:noProof/>
-                <w:webHidden/>
-              </w:rPr>
-              <w:fldChar w:fldCharType="begin"/>
-            </w:r>
-            <w:r>
-              <w:rPr>
-                <w:noProof/>
-                <w:webHidden/>
-              </w:rPr>
-              <w:instrText xml:space="preserve"> PAGEREF _Toc226798606 \h </w:instrText>
-            </w:r>
-            <w:r>
-              <w:rPr>
-                <w:noProof/>
-                <w:webHidden/>
-              </w:rPr>
-            </w:r>
-            <w:r>
-              <w:rPr>
-                <w:noProof/>
-                <w:webHidden/>
-              </w:rPr>
-              <w:fldChar w:fldCharType="separate"/>
-            </w:r>
-            <w:r>
-              <w:rPr>
-                <w:noProof/>
-                <w:webHidden/>
-              </w:rPr>
-              <w:t>22</w:t>
-            </w:r>
-            <w:r>
-              <w:rPr>
-                <w:noProof/>
-                <w:webHidden/>
-              </w:rPr>
-              <w:fldChar w:fldCharType="end"/>
-            </w:r>
-          </w:hyperlink>
-        </w:p>
-        <w:p>
-          <w:pPr>
-            <w:pStyle w:val="21"/>
-            <w:tabs>
-              <w:tab w:val="right" w:leader="dot" w:pos="9345"/>
-            </w:tabs>
-            <w:rPr>
-              <w:rFonts w:eastAsiaTheme="minorEastAsia"/>
-              <w:noProof/>
-              <w:kern w:val="2"/>
-              <w:sz w:val="24"/>
-              <w:szCs w:val="24"/>
-              <w:lang w:eastAsia="ru-RU"/>
-              <w14:ligatures w14:val="standardContextual"/>
-            </w:rPr>
-          </w:pPr>
-          <w:hyperlink w:anchor="_Toc226798607" w:history="1">
-            <w:r>
-              <w:rPr>
-                <w:rStyle w:val="ac"/>
-                <w:rFonts w:ascii="Times New Roman" w:hAnsi="Times New Roman" w:cs="Times New Roman"/>
-                <w:noProof/>
-                <w:lang w:eastAsia="ru-RU"/>
-              </w:rPr>
-              <w:t>Пример интерфейса</w:t>
-            </w:r>
-            <w:r>
-              <w:rPr>
-                <w:noProof/>
-                <w:webHidden/>
-              </w:rPr>
-              <w:tab/>
-            </w:r>
-            <w:r>
-              <w:rPr>
-                <w:noProof/>
-                <w:webHidden/>
-              </w:rPr>
-              <w:fldChar w:fldCharType="begin"/>
-            </w:r>
-            <w:r>
-              <w:rPr>
-                <w:noProof/>
-                <w:webHidden/>
-              </w:rPr>
-              <w:instrText xml:space="preserve"> PAGEREF _Toc226798607 \h </w:instrText>
-            </w:r>
-            <w:r>
-              <w:rPr>
-                <w:noProof/>
-                <w:webHidden/>
-              </w:rPr>
-            </w:r>
-            <w:r>
-              <w:rPr>
-                <w:noProof/>
-                <w:webHidden/>
-              </w:rPr>
-              <w:fldChar w:fldCharType="separate"/>
-            </w:r>
-            <w:r>
-              <w:rPr>
-                <w:noProof/>
-                <w:webHidden/>
-              </w:rPr>
-              <w:t>24</w:t>
-            </w:r>
-            <w:r>
-              <w:rPr>
-                <w:noProof/>
-                <w:webHidden/>
-              </w:rPr>
-              <w:fldChar w:fldCharType="end"/>
-            </w:r>
-          </w:hyperlink>
-        </w:p>
-        <w:p>
-          <w:pPr>
-            <w:pStyle w:val="21"/>
-            <w:tabs>
-              <w:tab w:val="right" w:leader="dot" w:pos="9345"/>
-            </w:tabs>
-            <w:rPr>
-              <w:rFonts w:eastAsiaTheme="minorEastAsia"/>
-              <w:noProof/>
-              <w:kern w:val="2"/>
-              <w:sz w:val="24"/>
-              <w:szCs w:val="24"/>
-              <w:lang w:eastAsia="ru-RU"/>
-              <w14:ligatures w14:val="standardContextual"/>
-            </w:rPr>
-          </w:pPr>
-          <w:hyperlink w:anchor="_Toc226798608" w:history="1">
-            <w:r>
-              <w:rPr>
-                <w:rStyle w:val="ac"/>
-                <w:rFonts w:ascii="Times New Roman" w:hAnsi="Times New Roman" w:cs="Times New Roman"/>
-                <w:noProof/>
-                <w:lang w:eastAsia="ru-RU"/>
-              </w:rPr>
-              <w:t>Общий вывод по базе данных</w:t>
-            </w:r>
-            <w:r>
-              <w:rPr>
-                <w:noProof/>
-                <w:webHidden/>
-              </w:rPr>
-              <w:tab/>
-            </w:r>
-            <w:r>
-              <w:rPr>
-                <w:noProof/>
-                <w:webHidden/>
-              </w:rPr>
-              <w:fldChar w:fldCharType="begin"/>
-            </w:r>
-            <w:r>
-              <w:rPr>
-                <w:noProof/>
-                <w:webHidden/>
-              </w:rPr>
-              <w:instrText xml:space="preserve"> PAGEREF _Toc226798608 \h </w:instrText>
-            </w:r>
-            <w:r>
-              <w:rPr>
-                <w:noProof/>
-                <w:webHidden/>
-              </w:rPr>
-            </w:r>
-            <w:r>
-              <w:rPr>
-                <w:noProof/>
-                <w:webHidden/>
-              </w:rPr>
-              <w:fldChar w:fldCharType="separate"/>
-            </w:r>
-            <w:r>
-              <w:rPr>
-                <w:noProof/>
-                <w:webHidden/>
-              </w:rPr>
-              <w:t>24</w:t>
+              <w:t>14</w:t>
             </w:r>
             <w:r>
               <w:rPr>
@@ -2224,7 +1826,7 @@
               <w14:ligatures w14:val="standardContextual"/>
             </w:rPr>
           </w:pPr>
-          <w:hyperlink w:anchor="_Toc226798609" w:history="1">
+          <w:hyperlink w:anchor="_Toc226819410" w:history="1">
             <w:r>
               <w:rPr>
                 <w:rStyle w:val="ac"/>
@@ -2253,7 +1855,7 @@
                 <w:noProof/>
                 <w:webHidden/>
               </w:rPr>
-              <w:instrText xml:space="preserve"> PAGEREF _Toc226798609 \h </w:instrText>
+              <w:instrText xml:space="preserve"> PAGEREF _Toc226819410 \h </w:instrText>
             </w:r>
             <w:r>
               <w:rPr>
@@ -2273,7 +1875,7 @@
                 <w:noProof/>
                 <w:webHidden/>
               </w:rPr>
-              <w:t>28</w:t>
+              <w:t>17</w:t>
             </w:r>
             <w:r>
               <w:rPr>
@@ -2300,7 +1902,7 @@
               <w14:ligatures w14:val="standardContextual"/>
             </w:rPr>
           </w:pPr>
-          <w:hyperlink w:anchor="_Toc226798610" w:history="1">
+          <w:hyperlink w:anchor="_Toc226819411" w:history="1">
             <w:r>
               <w:rPr>
                 <w:rStyle w:val="ac"/>
@@ -2329,7 +1931,7 @@
                 <w:noProof/>
                 <w:webHidden/>
               </w:rPr>
-              <w:instrText xml:space="preserve"> PAGEREF _Toc226798610 \h </w:instrText>
+              <w:instrText xml:space="preserve"> PAGEREF _Toc226819411 \h </w:instrText>
             </w:r>
             <w:r>
               <w:rPr>
@@ -2349,7 +1951,7 @@
                 <w:noProof/>
                 <w:webHidden/>
               </w:rPr>
-              <w:t>31</w:t>
+              <w:t>18</w:t>
             </w:r>
             <w:r>
               <w:rPr>
@@ -2413,7 +2015,7 @@
           <w:lang w:eastAsia="ru-RU"/>
         </w:rPr>
       </w:pPr>
-      <w:bookmarkStart w:id="0" w:name="_Toc226798594"/>
+      <w:bookmarkStart w:id="0" w:name="_Toc226819400"/>
       <w:r>
         <w:rPr>
           <w:rFonts w:ascii="Times New Roman" w:hAnsi="Times New Roman" w:cs="Times New Roman"/>
@@ -3657,7 +3259,7 @@
           <w:lang w:eastAsia="ru-RU"/>
         </w:rPr>
       </w:pPr>
-      <w:bookmarkStart w:id="1" w:name="_Toc226798595"/>
+      <w:bookmarkStart w:id="1" w:name="_Toc226819401"/>
       <w:r>
         <w:rPr>
           <w:rFonts w:ascii="Times New Roman" w:hAnsi="Times New Roman" w:cs="Times New Roman"/>
@@ -3962,7 +3564,7 @@
           <w:lang w:eastAsia="ru-RU"/>
         </w:rPr>
       </w:pPr>
-      <w:bookmarkStart w:id="2" w:name="_Toc226798596"/>
+      <w:bookmarkStart w:id="2" w:name="_Toc226819402"/>
       <w:r>
         <w:rPr>
           <w:rFonts w:ascii="Times New Roman" w:hAnsi="Times New Roman" w:cs="Times New Roman"/>
@@ -4031,7 +3633,7 @@
           <w:lang w:eastAsia="ru-RU"/>
         </w:rPr>
       </w:pPr>
-      <w:bookmarkStart w:id="3" w:name="_Toc226798597"/>
+      <w:bookmarkStart w:id="3" w:name="_Toc226819403"/>
       <w:r>
         <w:rPr>
           <w:rFonts w:ascii="Times New Roman" w:hAnsi="Times New Roman" w:cs="Times New Roman"/>
@@ -4079,7 +3681,7 @@
           <w:lang w:eastAsia="ru-RU"/>
         </w:rPr>
       </w:pPr>
-      <w:bookmarkStart w:id="4" w:name="_Toc226798598"/>
+      <w:bookmarkStart w:id="4" w:name="_Toc226819404"/>
       <w:r>
         <w:rPr>
           <w:rFonts w:ascii="Times New Roman" w:hAnsi="Times New Roman" w:cs="Times New Roman"/>
@@ -4711,7 +4313,7 @@
           <w:lang w:eastAsia="ru-RU"/>
         </w:rPr>
       </w:pPr>
-      <w:bookmarkStart w:id="5" w:name="_Toc226798599"/>
+      <w:bookmarkStart w:id="5" w:name="_Toc226819405"/>
       <w:r>
         <w:rPr>
           <w:rFonts w:ascii="Times New Roman" w:hAnsi="Times New Roman" w:cs="Times New Roman"/>
@@ -5934,16 +5536,7 @@
                 <w:szCs w:val="28"/>
                 <w:lang w:val="en-US"/>
               </w:rPr>
-              <w:t>c</w:t>
-            </w:r>
-            <w:r>
-              <w:rPr>
-                <w:rFonts w:ascii="Times New Roman" w:hAnsi="Times New Roman" w:cs="Times New Roman"/>
-                <w:sz w:val="28"/>
-                <w:szCs w:val="28"/>
-                <w:lang w:val="en-US"/>
-              </w:rPr>
-              <w:t>alc</w:t>
+              <w:t>calc</w:t>
             </w:r>
           </w:p>
         </w:tc>
@@ -6218,7 +5811,7 @@
           <w:lang w:eastAsia="ru-RU"/>
         </w:rPr>
       </w:pPr>
-      <w:bookmarkStart w:id="6" w:name="_Toc226798600"/>
+      <w:bookmarkStart w:id="6" w:name="_Toc226819406"/>
       <w:r>
         <w:rPr>
           <w:rFonts w:ascii="Times New Roman" w:hAnsi="Times New Roman" w:cs="Times New Roman"/>
@@ -6377,7 +5970,7 @@
           <w:lang w:eastAsia="ru-RU"/>
         </w:rPr>
       </w:pPr>
-      <w:bookmarkStart w:id="7" w:name="_Toc226798601"/>
+      <w:bookmarkStart w:id="7" w:name="_Toc226819407"/>
       <w:r>
         <w:rPr>
           <w:rFonts w:ascii="Times New Roman" w:hAnsi="Times New Roman" w:cs="Times New Roman"/>
@@ -7522,6 +7115,7 @@
       <w:r>
         <w:rPr>
           <w:rFonts w:ascii="Times New Roman" w:hAnsi="Times New Roman" w:cs="Times New Roman"/>
+          <w:noProof/>
           <w:sz w:val="28"/>
           <w:szCs w:val="28"/>
         </w:rPr>
@@ -9226,7 +8820,7 @@
           <w:lang w:eastAsia="ru-RU"/>
         </w:rPr>
       </w:pPr>
-      <w:bookmarkStart w:id="8" w:name="_Toc226798602"/>
+      <w:bookmarkStart w:id="8" w:name="_Toc226819408"/>
       <w:r>
         <w:rPr>
           <w:rFonts w:ascii="Times New Roman" w:hAnsi="Times New Roman" w:cs="Times New Roman"/>
@@ -9619,6 +9213,7 @@
       <w:r>
         <w:rPr>
           <w:rFonts w:ascii="Times New Roman" w:hAnsi="Times New Roman" w:cs="Times New Roman"/>
+          <w:noProof/>
           <w:sz w:val="28"/>
           <w:szCs w:val="28"/>
         </w:rPr>
@@ -10925,7 +10520,7 @@
           <w:lang w:eastAsia="ru-RU"/>
         </w:rPr>
       </w:pPr>
-      <w:bookmarkStart w:id="9" w:name="_Toc226798603"/>
+      <w:bookmarkStart w:id="9" w:name="_Toc226819409"/>
       <w:r>
         <w:rPr>
           <w:rFonts w:ascii="Times New Roman" w:hAnsi="Times New Roman" w:cs="Times New Roman"/>
@@ -11344,6 +10939,7 @@
       <w:r>
         <w:rPr>
           <w:rFonts w:ascii="Times New Roman" w:hAnsi="Times New Roman" w:cs="Times New Roman"/>
+          <w:noProof/>
           <w:sz w:val="28"/>
           <w:szCs w:val="28"/>
           <w:lang w:val="en-US"/>
@@ -12763,7 +12359,7 @@
           <w:lang w:eastAsia="ru-RU"/>
         </w:rPr>
       </w:pPr>
-      <w:bookmarkStart w:id="10" w:name="_Toc226798609"/>
+      <w:bookmarkStart w:id="10" w:name="_Toc226819410"/>
       <w:r>
         <w:rPr>
           <w:rFonts w:ascii="Times New Roman" w:hAnsi="Times New Roman" w:cs="Times New Roman"/>
@@ -13712,7 +13308,7 @@
           <w:lang w:eastAsia="ru-RU"/>
         </w:rPr>
       </w:pPr>
-      <w:bookmarkStart w:id="11" w:name="_Toc226798610"/>
+      <w:bookmarkStart w:id="11" w:name="_Toc226819411"/>
       <w:r>
         <w:rPr>
           <w:rFonts w:ascii="Times New Roman" w:hAnsi="Times New Roman" w:cs="Times New Roman"/>
@@ -26469,6 +26065,7 @@
   <w:style w:type="character" w:default="1" w:styleId="a0">
     <w:name w:val="Default Paragraph Font"/>
     <w:uiPriority w:val="1"/>
+    <w:semiHidden/>
     <w:unhideWhenUsed/>
   </w:style>
   <w:style w:type="table" w:default="1" w:styleId="a1">
